--- a/backend/data/attachments/ops_redemption_1.docx
+++ b/backend/data/attachments/ops_redemption_1.docx
@@ -19,9 +19,9 @@
     </w:p>
     <w:p>
       <w:r>
-        <w:t>日期：2024-05-11</w:t>
+        <w:t>日期：2024-07-29</w:t>
         <w:br/>
-        <w:t>编制部门：客户服务部</w:t>
+        <w:t>编制部门：风控合规部</w:t>
       </w:r>
     </w:p>
     <w:p>
